--- a/Model-based_inference_EvoBioGeo_TransmittingSci_v11.docx
+++ b/Model-based_inference_EvoBioGeo_TransmittingSci_v11.docx
@@ -1,6 +1,6 @@
 
 <file path=word/document.xml><?xml version="1.0" encoding="utf-8"?>
-<w:document xmlns:wpc="http://schemas.microsoft.com/office/word/2010/wordprocessingCanvas" xmlns:cx="http://schemas.microsoft.com/office/drawing/2014/chartex" xmlns:cx1="http://schemas.microsoft.com/office/drawing/2015/9/8/chartex" xmlns:cx2="http://schemas.microsoft.com/office/drawing/2015/10/21/chartex" xmlns:cx3="http://schemas.microsoft.com/office/drawing/2016/5/9/chartex" xmlns:cx4="http://schemas.microsoft.com/office/drawing/2016/5/10/chartex" xmlns:cx5="http://schemas.microsoft.com/office/drawing/2016/5/11/chartex" xmlns:cx6="http://schemas.microsoft.com/office/drawing/2016/5/12/chartex" xmlns:cx7="http://schemas.microsoft.com/office/drawing/2016/5/13/chartex" xmlns:cx8="http://schemas.microsoft.com/office/drawing/2016/5/14/chartex" xmlns:mc="http://schemas.openxmlformats.org/markup-compatibility/2006" xmlns:aink="http://schemas.microsoft.com/office/drawing/2016/ink" xmlns:am3d="http://schemas.microsoft.com/office/drawing/2017/model3d" xmlns:o="urn:schemas-microsoft-com:office:office" xmlns:oel="http://schemas.microsoft.com/office/2019/extlst" xmlns:r="http://schemas.openxmlformats.org/officeDocument/2006/relationships" xmlns:m="http://schemas.openxmlformats.org/officeDocument/2006/math" xmlns:v="urn:schemas-microsoft-com:vml" xmlns:wp14="http://schemas.microsoft.com/office/word/2010/wordprocessingDrawing" xmlns:wp="http://schemas.openxmlformats.org/drawingml/2006/wordprocessingDrawing" xmlns:w10="urn:schemas-microsoft-com:office:word" xmlns:w="http://schemas.openxmlformats.org/wordprocessingml/2006/main" xmlns:w14="http://schemas.microsoft.com/office/word/2010/wordml" xmlns:w15="http://schemas.microsoft.com/office/word/2012/wordml" xmlns:w16cex="http://schemas.microsoft.com/office/word/2018/wordml/cex" xmlns:w16cid="http://schemas.microsoft.com/office/word/2016/wordml/cid" xmlns:w16="http://schemas.microsoft.com/office/word/2018/wordml" xmlns:w16du="http://schemas.microsoft.com/office/word/2023/wordml/word16du" xmlns:w16sdtdh="http://schemas.microsoft.com/office/word/2020/wordml/sdtdatahash" xmlns:w16sdtfl="http://schemas.microsoft.com/office/word/2024/wordml/sdtformatlock" xmlns:w16se="http://schemas.microsoft.com/office/word/2015/wordml/symex" xmlns:wpg="http://schemas.microsoft.com/office/word/2010/wordprocessingGroup" xmlns:wpi="http://schemas.microsoft.com/office/word/2010/wordprocessingInk" xmlns:wne="http://schemas.microsoft.com/office/word/2006/wordml" xmlns:wps="http://schemas.microsoft.com/office/word/2010/wordprocessingShape" mc:Ignorable="w14 w15 w16se w16cid w16 w16cex w16sdtdh w16sdtfl w16du wp14">
+<w:document xmlns:wpc="http://schemas.microsoft.com/office/word/2010/wordprocessingCanvas" xmlns:cx="http://schemas.microsoft.com/office/drawing/2014/chartex" xmlns:cx1="http://schemas.microsoft.com/office/drawing/2015/9/8/chartex" xmlns:cx2="http://schemas.microsoft.com/office/drawing/2015/10/21/chartex" xmlns:cx3="http://schemas.microsoft.com/office/drawing/2016/5/9/chartex" xmlns:cx4="http://schemas.microsoft.com/office/drawing/2016/5/10/chartex" xmlns:cx5="http://schemas.microsoft.com/office/drawing/2016/5/11/chartex" xmlns:cx6="http://schemas.microsoft.com/office/drawing/2016/5/12/chartex" xmlns:cx7="http://schemas.microsoft.com/office/drawing/2016/5/13/chartex" xmlns:cx8="http://schemas.microsoft.com/office/drawing/2016/5/14/chartex" xmlns:mc="http://schemas.openxmlformats.org/markup-compatibility/2006" xmlns:aink="http://schemas.microsoft.com/office/drawing/2016/ink" xmlns:am3d="http://schemas.microsoft.com/office/drawing/2017/model3d" xmlns:o="urn:schemas-microsoft-com:office:office" xmlns:oel="http://schemas.microsoft.com/office/2019/extlst" xmlns:r="http://schemas.openxmlformats.org/officeDocument/2006/relationships" xmlns:m="http://schemas.openxmlformats.org/officeDocument/2006/math" xmlns:v="urn:schemas-microsoft-com:vml" xmlns:wp14="http://schemas.microsoft.com/office/word/2010/wordprocessingDrawing" xmlns:wp="http://schemas.openxmlformats.org/drawingml/2006/wordprocessingDrawing" xmlns:w10="urn:schemas-microsoft-com:office:word" xmlns:w="http://schemas.openxmlformats.org/wordprocessingml/2006/main" xmlns:w14="http://schemas.microsoft.com/office/word/2010/wordml" xmlns:w15="http://schemas.microsoft.com/office/word/2012/wordml" xmlns:w16cex="http://schemas.microsoft.com/office/word/2018/wordml/cex" xmlns:w16cid="http://schemas.microsoft.com/office/word/2016/wordml/cid" xmlns:w16="http://schemas.microsoft.com/office/word/2018/wordml" xmlns:w16sdtdh="http://schemas.microsoft.com/office/word/2020/wordml/sdtdatahash" xmlns:w16se="http://schemas.microsoft.com/office/word/2015/wordml/symex" xmlns:wpg="http://schemas.microsoft.com/office/word/2010/wordprocessingGroup" xmlns:wpi="http://schemas.microsoft.com/office/word/2010/wordprocessingInk" xmlns:wne="http://schemas.microsoft.com/office/word/2006/wordml" xmlns:wps="http://schemas.microsoft.com/office/word/2010/wordprocessingShape" mc:Ignorable="w14 w15 w16se w16cid w16 w16cex w16sdtdh wp14">
   <w:body>
     <w:p>
       <w:pPr>
@@ -1605,23 +1605,7 @@
           <w:rFonts w:cs="Times"/>
           <w:color w:val="212224"/>
         </w:rPr>
-        <w:t xml:space="preserve">* If R asks </w:t>
-      </w:r>
-      <w:proofErr w:type="gramStart"/>
-      <w:r>
-        <w:rPr>
-          <w:rFonts w:cs="Times"/>
-          <w:color w:val="212224"/>
-        </w:rPr>
-        <w:t>you</w:t>
-      </w:r>
-      <w:proofErr w:type="gramEnd"/>
-      <w:r>
-        <w:rPr>
-          <w:rFonts w:cs="Times"/>
-          <w:color w:val="212224"/>
-        </w:rPr>
-        <w:t xml:space="preserve"> "Which </w:t>
+        <w:t xml:space="preserve">* If R asks you "Which </w:t>
       </w:r>
       <w:proofErr w:type="gramStart"/>
       <w:r>
@@ -2357,71 +2341,59 @@
           <w:rFonts w:cs="Times"/>
           <w:color w:val="212224"/>
         </w:rPr>
-        <w:t>Basic biogeography tutorial: comparing biogeographical models</w:t>
-      </w:r>
-    </w:p>
-    <w:p>
-      <w:pPr>
-        <w:widowControl w:val="0"/>
-        <w:autoSpaceDE w:val="0"/>
-        <w:autoSpaceDN w:val="0"/>
-        <w:adjustRightInd w:val="0"/>
-        <w:rPr>
-          <w:rFonts w:cs="Times"/>
-          <w:i/>
-          <w:iCs/>
-          <w:color w:val="212224"/>
-        </w:rPr>
-      </w:pPr>
-    </w:p>
-    <w:p>
-      <w:pPr>
-        <w:widowControl w:val="0"/>
-        <w:autoSpaceDE w:val="0"/>
-        <w:autoSpaceDN w:val="0"/>
-        <w:adjustRightInd w:val="0"/>
-        <w:rPr>
-          <w:rFonts w:cs="Times"/>
-          <w:i/>
-          <w:color w:val="212224"/>
-        </w:rPr>
-      </w:pPr>
-      <w:r>
-        <w:rPr>
-          <w:rFonts w:cs="Times"/>
-          <w:i/>
-          <w:color w:val="212224"/>
-        </w:rPr>
-        <w:t xml:space="preserve">Day 3: </w:t>
-      </w:r>
-      <w:r>
-        <w:rPr>
-          <w:rFonts w:cs="Times"/>
-          <w:i/>
-          <w:color w:val="212224"/>
-        </w:rPr>
-        <w:t>Adding realism to historical biogeography</w:t>
-      </w:r>
-    </w:p>
-    <w:p>
-      <w:pPr>
-        <w:widowControl w:val="0"/>
-        <w:autoSpaceDE w:val="0"/>
-        <w:autoSpaceDN w:val="0"/>
-        <w:adjustRightInd w:val="0"/>
-        <w:ind w:left="720"/>
-        <w:rPr>
-          <w:rFonts w:cs="Times"/>
-          <w:color w:val="212224"/>
-        </w:rPr>
-      </w:pPr>
-      <w:r>
-        <w:rPr>
-          <w:rFonts w:cs="Times"/>
-          <w:color w:val="212224"/>
-        </w:rPr>
-        <w:t>Distance-dependent dispersal</w:t>
-      </w:r>
+        <w:t xml:space="preserve">Basic biogeography tutorial: comparing biogeographical </w:t>
+      </w:r>
+      <w:proofErr w:type="gramStart"/>
+      <w:r>
+        <w:rPr>
+          <w:rFonts w:cs="Times"/>
+          <w:color w:val="212224"/>
+        </w:rPr>
+        <w:t>models</w:t>
+      </w:r>
+      <w:proofErr w:type="gramEnd"/>
+    </w:p>
+    <w:p>
+      <w:pPr>
+        <w:widowControl w:val="0"/>
+        <w:autoSpaceDE w:val="0"/>
+        <w:autoSpaceDN w:val="0"/>
+        <w:adjustRightInd w:val="0"/>
+        <w:ind w:left="720"/>
+        <w:rPr>
+          <w:rFonts w:cs="Times"/>
+          <w:color w:val="212224"/>
+        </w:rPr>
+      </w:pPr>
+    </w:p>
+    <w:p>
+      <w:pPr>
+        <w:widowControl w:val="0"/>
+        <w:autoSpaceDE w:val="0"/>
+        <w:autoSpaceDN w:val="0"/>
+        <w:adjustRightInd w:val="0"/>
+        <w:ind w:left="720"/>
+        <w:rPr>
+          <w:rFonts w:cs="Times"/>
+          <w:color w:val="212224"/>
+        </w:rPr>
+      </w:pPr>
+      <w:r>
+        <w:rPr>
+          <w:rFonts w:cs="Times"/>
+          <w:color w:val="212224"/>
+        </w:rPr>
+        <w:t xml:space="preserve">Distance-dependent </w:t>
+      </w:r>
+      <w:proofErr w:type="gramStart"/>
+      <w:r>
+        <w:rPr>
+          <w:rFonts w:cs="Times"/>
+          <w:color w:val="212224"/>
+        </w:rPr>
+        <w:t>dispersal</w:t>
+      </w:r>
+      <w:proofErr w:type="gramEnd"/>
     </w:p>
     <w:p>
       <w:pPr>
@@ -2489,6 +2461,222 @@
     </w:p>
     <w:p>
       <w:pPr>
+        <w:widowControl w:val="0"/>
+        <w:autoSpaceDE w:val="0"/>
+        <w:autoSpaceDN w:val="0"/>
+        <w:adjustRightInd w:val="0"/>
+        <w:ind w:left="720"/>
+        <w:rPr>
+          <w:rFonts w:cs="Times"/>
+          <w:color w:val="212224"/>
+        </w:rPr>
+      </w:pPr>
+    </w:p>
+    <w:p>
+      <w:pPr>
+        <w:widowControl w:val="0"/>
+        <w:autoSpaceDE w:val="0"/>
+        <w:autoSpaceDN w:val="0"/>
+        <w:adjustRightInd w:val="0"/>
+        <w:rPr>
+          <w:rFonts w:cs="Times"/>
+          <w:i/>
+          <w:iCs/>
+          <w:color w:val="212224"/>
+        </w:rPr>
+      </w:pPr>
+    </w:p>
+    <w:p>
+      <w:pPr>
+        <w:widowControl w:val="0"/>
+        <w:autoSpaceDE w:val="0"/>
+        <w:autoSpaceDN w:val="0"/>
+        <w:adjustRightInd w:val="0"/>
+        <w:rPr>
+          <w:rFonts w:cs="Times"/>
+          <w:i/>
+          <w:color w:val="212224"/>
+        </w:rPr>
+      </w:pPr>
+      <w:r>
+        <w:rPr>
+          <w:rFonts w:cs="Times"/>
+          <w:i/>
+          <w:color w:val="212224"/>
+        </w:rPr>
+        <w:t xml:space="preserve">Day 3: </w:t>
+      </w:r>
+      <w:r>
+        <w:rPr>
+          <w:rFonts w:cs="Times"/>
+          <w:i/>
+          <w:color w:val="212224"/>
+        </w:rPr>
+        <w:t>Adding realism to historical biogeography</w:t>
+      </w:r>
+    </w:p>
+    <w:p>
+      <w:pPr>
+        <w:widowControl w:val="0"/>
+        <w:autoSpaceDE w:val="0"/>
+        <w:autoSpaceDN w:val="0"/>
+        <w:adjustRightInd w:val="0"/>
+        <w:ind w:left="720"/>
+        <w:rPr>
+          <w:rFonts w:cs="Times"/>
+          <w:color w:val="212224"/>
+        </w:rPr>
+      </w:pPr>
+      <w:proofErr w:type="spellStart"/>
+      <w:r>
+        <w:rPr>
+          <w:rFonts w:cs="Times"/>
+          <w:color w:val="212224"/>
+        </w:rPr>
+        <w:t>Distance</w:t>
+      </w:r>
+      <w:r>
+        <w:rPr>
+          <w:rFonts w:cs="Times"/>
+          <w:color w:val="212224"/>
+        </w:rPr>
+        <w:t>+connectivity</w:t>
+      </w:r>
+      <w:proofErr w:type="spellEnd"/>
+      <w:r>
+        <w:rPr>
+          <w:rFonts w:cs="Times"/>
+          <w:color w:val="212224"/>
+        </w:rPr>
+        <w:t xml:space="preserve"> </w:t>
+      </w:r>
+      <w:r>
+        <w:rPr>
+          <w:rFonts w:cs="Times"/>
+          <w:color w:val="212224"/>
+        </w:rPr>
+        <w:t xml:space="preserve">dependent </w:t>
+      </w:r>
+      <w:proofErr w:type="gramStart"/>
+      <w:r>
+        <w:rPr>
+          <w:rFonts w:cs="Times"/>
+          <w:color w:val="212224"/>
+        </w:rPr>
+        <w:t>dispersal</w:t>
+      </w:r>
+      <w:proofErr w:type="gramEnd"/>
+    </w:p>
+    <w:p>
+      <w:pPr>
+        <w:widowControl w:val="0"/>
+        <w:autoSpaceDE w:val="0"/>
+        <w:autoSpaceDN w:val="0"/>
+        <w:adjustRightInd w:val="0"/>
+        <w:ind w:left="720"/>
+        <w:rPr>
+          <w:rFonts w:cs="Times"/>
+          <w:color w:val="212224"/>
+        </w:rPr>
+      </w:pPr>
+      <w:r>
+        <w:rPr>
+          <w:rFonts w:cs="Times"/>
+          <w:color w:val="212224"/>
+        </w:rPr>
+        <w:t>Trait-dependent dispersal models – southern conifer example</w:t>
+      </w:r>
+    </w:p>
+    <w:p>
+      <w:pPr>
+        <w:widowControl w:val="0"/>
+        <w:autoSpaceDE w:val="0"/>
+        <w:autoSpaceDN w:val="0"/>
+        <w:adjustRightInd w:val="0"/>
+        <w:ind w:left="720"/>
+        <w:rPr>
+          <w:rFonts w:cs="Times"/>
+          <w:color w:val="212224"/>
+        </w:rPr>
+      </w:pPr>
+      <w:r>
+        <w:rPr>
+          <w:rFonts w:cs="Times"/>
+          <w:color w:val="212224"/>
+        </w:rPr>
+        <w:t>Biogeographic Stochastic Mapping</w:t>
+      </w:r>
+    </w:p>
+    <w:p>
+      <w:pPr>
+        <w:widowControl w:val="0"/>
+        <w:tabs>
+          <w:tab w:val="left" w:pos="2893"/>
+        </w:tabs>
+        <w:autoSpaceDE w:val="0"/>
+        <w:autoSpaceDN w:val="0"/>
+        <w:adjustRightInd w:val="0"/>
+        <w:rPr>
+          <w:rFonts w:cs="Times"/>
+          <w:i/>
+          <w:iCs/>
+          <w:color w:val="212224"/>
+        </w:rPr>
+      </w:pPr>
+      <w:r>
+        <w:rPr>
+          <w:rFonts w:cs="Times"/>
+          <w:i/>
+          <w:iCs/>
+          <w:color w:val="212224"/>
+        </w:rPr>
+        <w:tab/>
+      </w:r>
+    </w:p>
+    <w:p>
+      <w:pPr>
+        <w:widowControl w:val="0"/>
+        <w:autoSpaceDE w:val="0"/>
+        <w:autoSpaceDN w:val="0"/>
+        <w:adjustRightInd w:val="0"/>
+        <w:rPr>
+          <w:rFonts w:cs="Times"/>
+          <w:i/>
+          <w:color w:val="212224"/>
+        </w:rPr>
+      </w:pPr>
+      <w:r>
+        <w:rPr>
+          <w:rFonts w:cs="Times"/>
+          <w:i/>
+          <w:color w:val="212224"/>
+        </w:rPr>
+        <w:t>Day 4: Phylogenetic biogeography</w:t>
+      </w:r>
+    </w:p>
+    <w:p>
+      <w:pPr>
+        <w:widowControl w:val="0"/>
+        <w:autoSpaceDE w:val="0"/>
+        <w:autoSpaceDN w:val="0"/>
+        <w:adjustRightInd w:val="0"/>
+        <w:ind w:left="720"/>
+        <w:rPr>
+          <w:rFonts w:cs="Times"/>
+          <w:color w:val="212224"/>
+        </w:rPr>
+      </w:pPr>
+      <w:r>
+        <w:rPr>
+          <w:rFonts w:cs="Times"/>
+          <w:color w:val="212224"/>
+        </w:rPr>
+        <w:lastRenderedPageBreak/>
+        <w:t>Time-stratified analyses (changing geography with time)</w:t>
+      </w:r>
+    </w:p>
+    <w:p>
+      <w:pPr>
         <w:pStyle w:val="ListParagraph"/>
         <w:widowControl w:val="0"/>
         <w:numPr>
@@ -2508,122 +2696,75 @@
           <w:rFonts w:cs="Times"/>
           <w:color w:val="212224"/>
         </w:rPr>
-        <w:t>Continuous time changes (PhyBEARS)</w:t>
-      </w:r>
-    </w:p>
-    <w:p>
-      <w:pPr>
-        <w:widowControl w:val="0"/>
-        <w:tabs>
-          <w:tab w:val="left" w:pos="2893"/>
-        </w:tabs>
-        <w:autoSpaceDE w:val="0"/>
-        <w:autoSpaceDN w:val="0"/>
-        <w:adjustRightInd w:val="0"/>
-        <w:rPr>
-          <w:rFonts w:cs="Times"/>
-          <w:i/>
-          <w:iCs/>
-          <w:color w:val="212224"/>
-        </w:rPr>
-      </w:pPr>
-      <w:r>
-        <w:rPr>
-          <w:rFonts w:cs="Times"/>
-          <w:i/>
-          <w:iCs/>
-          <w:color w:val="212224"/>
-        </w:rPr>
-        <w:tab/>
-      </w:r>
-    </w:p>
-    <w:p>
-      <w:pPr>
-        <w:widowControl w:val="0"/>
-        <w:autoSpaceDE w:val="0"/>
-        <w:autoSpaceDN w:val="0"/>
-        <w:adjustRightInd w:val="0"/>
-        <w:rPr>
-          <w:rFonts w:cs="Times"/>
-          <w:i/>
-          <w:color w:val="212224"/>
-        </w:rPr>
-      </w:pPr>
-      <w:r>
-        <w:rPr>
-          <w:rFonts w:cs="Times"/>
-          <w:i/>
-          <w:color w:val="212224"/>
-        </w:rPr>
-        <w:t>Day 4: Phylogenetic biogeography</w:t>
-      </w:r>
-    </w:p>
-    <w:p>
-      <w:pPr>
-        <w:widowControl w:val="0"/>
-        <w:autoSpaceDE w:val="0"/>
-        <w:autoSpaceDN w:val="0"/>
-        <w:adjustRightInd w:val="0"/>
-        <w:ind w:left="720"/>
-        <w:rPr>
-          <w:rFonts w:cs="Times"/>
-          <w:color w:val="212224"/>
-        </w:rPr>
-      </w:pPr>
-      <w:r>
-        <w:rPr>
-          <w:rFonts w:cs="Times"/>
-          <w:color w:val="212224"/>
-        </w:rPr>
-        <w:t>Trait-dependent dispersal models</w:t>
-      </w:r>
-      <w:r>
-        <w:rPr>
-          <w:rFonts w:cs="Times"/>
-          <w:color w:val="212224"/>
-        </w:rPr>
-        <w:t xml:space="preserve"> – southern conifer example</w:t>
-      </w:r>
-    </w:p>
-    <w:p>
-      <w:pPr>
-        <w:widowControl w:val="0"/>
-        <w:autoSpaceDE w:val="0"/>
-        <w:autoSpaceDN w:val="0"/>
-        <w:adjustRightInd w:val="0"/>
-        <w:ind w:left="720"/>
-        <w:rPr>
-          <w:rFonts w:cs="Times"/>
-          <w:color w:val="212224"/>
-        </w:rPr>
-      </w:pPr>
-      <w:r>
-        <w:rPr>
-          <w:rFonts w:cs="Times"/>
-          <w:color w:val="212224"/>
-        </w:rPr>
-        <w:t>Biogeographic Stochastic Mapping</w:t>
-      </w:r>
-    </w:p>
-    <w:p>
-      <w:pPr>
-        <w:widowControl w:val="0"/>
-        <w:autoSpaceDE w:val="0"/>
-        <w:autoSpaceDN w:val="0"/>
-        <w:adjustRightInd w:val="0"/>
-        <w:ind w:left="720"/>
-        <w:rPr>
-          <w:rFonts w:cs="Times"/>
-          <w:color w:val="212224"/>
-        </w:rPr>
-      </w:pPr>
-      <w:r>
-        <w:rPr>
-          <w:rFonts w:cs="Times"/>
-          <w:color w:val="212224"/>
-        </w:rPr>
-        <w:t>PhyBEARS – making variables dependent on continuously-changing physical geography</w:t>
-      </w:r>
+        <w:t>Continuous time changes (</w:t>
+      </w:r>
+      <w:proofErr w:type="spellStart"/>
+      <w:r>
+        <w:rPr>
+          <w:rFonts w:cs="Times"/>
+          <w:color w:val="212224"/>
+        </w:rPr>
+        <w:t>GPlates</w:t>
+      </w:r>
+      <w:proofErr w:type="spellEnd"/>
+      <w:r>
+        <w:rPr>
+          <w:rFonts w:cs="Times"/>
+          <w:color w:val="212224"/>
+        </w:rPr>
+        <w:t>)</w:t>
+      </w:r>
+    </w:p>
+    <w:p>
+      <w:pPr>
+        <w:widowControl w:val="0"/>
+        <w:autoSpaceDE w:val="0"/>
+        <w:autoSpaceDN w:val="0"/>
+        <w:adjustRightInd w:val="0"/>
+        <w:ind w:left="720"/>
+        <w:rPr>
+          <w:rFonts w:cs="Times"/>
+          <w:color w:val="212224"/>
+        </w:rPr>
+      </w:pPr>
+    </w:p>
+    <w:p>
+      <w:pPr>
+        <w:widowControl w:val="0"/>
+        <w:autoSpaceDE w:val="0"/>
+        <w:autoSpaceDN w:val="0"/>
+        <w:adjustRightInd w:val="0"/>
+        <w:ind w:left="720"/>
+        <w:rPr>
+          <w:rFonts w:cs="Times"/>
+          <w:color w:val="212224"/>
+        </w:rPr>
+      </w:pPr>
+      <w:proofErr w:type="spellStart"/>
+      <w:r>
+        <w:rPr>
+          <w:rFonts w:cs="Times"/>
+          <w:color w:val="212224"/>
+        </w:rPr>
+        <w:t>PhyBEARS</w:t>
+      </w:r>
+      <w:proofErr w:type="spellEnd"/>
+      <w:r>
+        <w:rPr>
+          <w:rFonts w:cs="Times"/>
+          <w:color w:val="212224"/>
+        </w:rPr>
+        <w:t xml:space="preserve"> – making variables dependent on continuously-changing physical </w:t>
+      </w:r>
+      <w:proofErr w:type="gramStart"/>
+      <w:r>
+        <w:rPr>
+          <w:rFonts w:cs="Times"/>
+          <w:color w:val="212224"/>
+        </w:rPr>
+        <w:t>geography</w:t>
+      </w:r>
+      <w:proofErr w:type="gramEnd"/>
     </w:p>
     <w:p>
       <w:pPr>
@@ -2825,7 +2966,7 @@
 </file>
 
 <file path=word/endnotes.xml><?xml version="1.0" encoding="utf-8"?>
-<w:endnotes xmlns:wpc="http://schemas.microsoft.com/office/word/2010/wordprocessingCanvas" xmlns:cx="http://schemas.microsoft.com/office/drawing/2014/chartex" xmlns:cx1="http://schemas.microsoft.com/office/drawing/2015/9/8/chartex" xmlns:cx2="http://schemas.microsoft.com/office/drawing/2015/10/21/chartex" xmlns:cx3="http://schemas.microsoft.com/office/drawing/2016/5/9/chartex" xmlns:cx4="http://schemas.microsoft.com/office/drawing/2016/5/10/chartex" xmlns:cx5="http://schemas.microsoft.com/office/drawing/2016/5/11/chartex" xmlns:cx6="http://schemas.microsoft.com/office/drawing/2016/5/12/chartex" xmlns:cx7="http://schemas.microsoft.com/office/drawing/2016/5/13/chartex" xmlns:cx8="http://schemas.microsoft.com/office/drawing/2016/5/14/chartex" xmlns:mc="http://schemas.openxmlformats.org/markup-compatibility/2006" xmlns:aink="http://schemas.microsoft.com/office/drawing/2016/ink" xmlns:am3d="http://schemas.microsoft.com/office/drawing/2017/model3d" xmlns:o="urn:schemas-microsoft-com:office:office" xmlns:oel="http://schemas.microsoft.com/office/2019/extlst" xmlns:r="http://schemas.openxmlformats.org/officeDocument/2006/relationships" xmlns:m="http://schemas.openxmlformats.org/officeDocument/2006/math" xmlns:v="urn:schemas-microsoft-com:vml" xmlns:wp14="http://schemas.microsoft.com/office/word/2010/wordprocessingDrawing" xmlns:wp="http://schemas.openxmlformats.org/drawingml/2006/wordprocessingDrawing" xmlns:w10="urn:schemas-microsoft-com:office:word" xmlns:w="http://schemas.openxmlformats.org/wordprocessingml/2006/main" xmlns:w14="http://schemas.microsoft.com/office/word/2010/wordml" xmlns:w15="http://schemas.microsoft.com/office/word/2012/wordml" xmlns:w16cex="http://schemas.microsoft.com/office/word/2018/wordml/cex" xmlns:w16cid="http://schemas.microsoft.com/office/word/2016/wordml/cid" xmlns:w16="http://schemas.microsoft.com/office/word/2018/wordml" xmlns:w16du="http://schemas.microsoft.com/office/word/2023/wordml/word16du" xmlns:w16sdtdh="http://schemas.microsoft.com/office/word/2020/wordml/sdtdatahash" xmlns:w16sdtfl="http://schemas.microsoft.com/office/word/2024/wordml/sdtformatlock" xmlns:w16se="http://schemas.microsoft.com/office/word/2015/wordml/symex" xmlns:wpg="http://schemas.microsoft.com/office/word/2010/wordprocessingGroup" xmlns:wpi="http://schemas.microsoft.com/office/word/2010/wordprocessingInk" xmlns:wne="http://schemas.microsoft.com/office/word/2006/wordml" xmlns:wps="http://schemas.microsoft.com/office/word/2010/wordprocessingShape" mc:Ignorable="w14 w15 w16se w16cid w16 w16cex w16sdtdh w16sdtfl w16du wp14">
+<w:endnotes xmlns:wpc="http://schemas.microsoft.com/office/word/2010/wordprocessingCanvas" xmlns:cx="http://schemas.microsoft.com/office/drawing/2014/chartex" xmlns:cx1="http://schemas.microsoft.com/office/drawing/2015/9/8/chartex" xmlns:cx2="http://schemas.microsoft.com/office/drawing/2015/10/21/chartex" xmlns:cx3="http://schemas.microsoft.com/office/drawing/2016/5/9/chartex" xmlns:cx4="http://schemas.microsoft.com/office/drawing/2016/5/10/chartex" xmlns:cx5="http://schemas.microsoft.com/office/drawing/2016/5/11/chartex" xmlns:cx6="http://schemas.microsoft.com/office/drawing/2016/5/12/chartex" xmlns:cx7="http://schemas.microsoft.com/office/drawing/2016/5/13/chartex" xmlns:cx8="http://schemas.microsoft.com/office/drawing/2016/5/14/chartex" xmlns:mc="http://schemas.openxmlformats.org/markup-compatibility/2006" xmlns:aink="http://schemas.microsoft.com/office/drawing/2016/ink" xmlns:am3d="http://schemas.microsoft.com/office/drawing/2017/model3d" xmlns:o="urn:schemas-microsoft-com:office:office" xmlns:oel="http://schemas.microsoft.com/office/2019/extlst" xmlns:r="http://schemas.openxmlformats.org/officeDocument/2006/relationships" xmlns:m="http://schemas.openxmlformats.org/officeDocument/2006/math" xmlns:v="urn:schemas-microsoft-com:vml" xmlns:wp14="http://schemas.microsoft.com/office/word/2010/wordprocessingDrawing" xmlns:wp="http://schemas.openxmlformats.org/drawingml/2006/wordprocessingDrawing" xmlns:w10="urn:schemas-microsoft-com:office:word" xmlns:w="http://schemas.openxmlformats.org/wordprocessingml/2006/main" xmlns:w14="http://schemas.microsoft.com/office/word/2010/wordml" xmlns:w15="http://schemas.microsoft.com/office/word/2012/wordml" xmlns:w16cex="http://schemas.microsoft.com/office/word/2018/wordml/cex" xmlns:w16cid="http://schemas.microsoft.com/office/word/2016/wordml/cid" xmlns:w16="http://schemas.microsoft.com/office/word/2018/wordml" xmlns:w16sdtdh="http://schemas.microsoft.com/office/word/2020/wordml/sdtdatahash" xmlns:w16se="http://schemas.microsoft.com/office/word/2015/wordml/symex" xmlns:wpg="http://schemas.microsoft.com/office/word/2010/wordprocessingGroup" xmlns:wpi="http://schemas.microsoft.com/office/word/2010/wordprocessingInk" xmlns:wne="http://schemas.microsoft.com/office/word/2006/wordml" xmlns:wps="http://schemas.microsoft.com/office/word/2010/wordprocessingShape" mc:Ignorable="w14 w15 w16se w16cid w16 w16cex w16sdtdh wp14">
   <w:endnote w:type="separator" w:id="-1">
     <w:p>
       <w:r>
@@ -2844,7 +2985,7 @@
 </file>
 
 <file path=word/footer1.xml><?xml version="1.0" encoding="utf-8"?>
-<w:ftr xmlns:wpc="http://schemas.microsoft.com/office/word/2010/wordprocessingCanvas" xmlns:cx="http://schemas.microsoft.com/office/drawing/2014/chartex" xmlns:cx1="http://schemas.microsoft.com/office/drawing/2015/9/8/chartex" xmlns:cx2="http://schemas.microsoft.com/office/drawing/2015/10/21/chartex" xmlns:cx3="http://schemas.microsoft.com/office/drawing/2016/5/9/chartex" xmlns:cx4="http://schemas.microsoft.com/office/drawing/2016/5/10/chartex" xmlns:cx5="http://schemas.microsoft.com/office/drawing/2016/5/11/chartex" xmlns:cx6="http://schemas.microsoft.com/office/drawing/2016/5/12/chartex" xmlns:cx7="http://schemas.microsoft.com/office/drawing/2016/5/13/chartex" xmlns:cx8="http://schemas.microsoft.com/office/drawing/2016/5/14/chartex" xmlns:mc="http://schemas.openxmlformats.org/markup-compatibility/2006" xmlns:aink="http://schemas.microsoft.com/office/drawing/2016/ink" xmlns:am3d="http://schemas.microsoft.com/office/drawing/2017/model3d" xmlns:o="urn:schemas-microsoft-com:office:office" xmlns:oel="http://schemas.microsoft.com/office/2019/extlst" xmlns:r="http://schemas.openxmlformats.org/officeDocument/2006/relationships" xmlns:m="http://schemas.openxmlformats.org/officeDocument/2006/math" xmlns:v="urn:schemas-microsoft-com:vml" xmlns:wp14="http://schemas.microsoft.com/office/word/2010/wordprocessingDrawing" xmlns:wp="http://schemas.openxmlformats.org/drawingml/2006/wordprocessingDrawing" xmlns:w10="urn:schemas-microsoft-com:office:word" xmlns:w="http://schemas.openxmlformats.org/wordprocessingml/2006/main" xmlns:w14="http://schemas.microsoft.com/office/word/2010/wordml" xmlns:w15="http://schemas.microsoft.com/office/word/2012/wordml" xmlns:w16cex="http://schemas.microsoft.com/office/word/2018/wordml/cex" xmlns:w16cid="http://schemas.microsoft.com/office/word/2016/wordml/cid" xmlns:w16="http://schemas.microsoft.com/office/word/2018/wordml" xmlns:w16du="http://schemas.microsoft.com/office/word/2023/wordml/word16du" xmlns:w16sdtdh="http://schemas.microsoft.com/office/word/2020/wordml/sdtdatahash" xmlns:w16sdtfl="http://schemas.microsoft.com/office/word/2024/wordml/sdtformatlock" xmlns:w16se="http://schemas.microsoft.com/office/word/2015/wordml/symex" xmlns:wpg="http://schemas.microsoft.com/office/word/2010/wordprocessingGroup" xmlns:wpi="http://schemas.microsoft.com/office/word/2010/wordprocessingInk" xmlns:wne="http://schemas.microsoft.com/office/word/2006/wordml" xmlns:wps="http://schemas.microsoft.com/office/word/2010/wordprocessingShape" mc:Ignorable="w14 w15 w16se w16cid w16 w16cex w16sdtdh w16sdtfl w16du wp14">
+<w:ftr xmlns:wpc="http://schemas.microsoft.com/office/word/2010/wordprocessingCanvas" xmlns:cx="http://schemas.microsoft.com/office/drawing/2014/chartex" xmlns:cx1="http://schemas.microsoft.com/office/drawing/2015/9/8/chartex" xmlns:cx2="http://schemas.microsoft.com/office/drawing/2015/10/21/chartex" xmlns:cx3="http://schemas.microsoft.com/office/drawing/2016/5/9/chartex" xmlns:cx4="http://schemas.microsoft.com/office/drawing/2016/5/10/chartex" xmlns:cx5="http://schemas.microsoft.com/office/drawing/2016/5/11/chartex" xmlns:cx6="http://schemas.microsoft.com/office/drawing/2016/5/12/chartex" xmlns:cx7="http://schemas.microsoft.com/office/drawing/2016/5/13/chartex" xmlns:cx8="http://schemas.microsoft.com/office/drawing/2016/5/14/chartex" xmlns:mc="http://schemas.openxmlformats.org/markup-compatibility/2006" xmlns:aink="http://schemas.microsoft.com/office/drawing/2016/ink" xmlns:am3d="http://schemas.microsoft.com/office/drawing/2017/model3d" xmlns:o="urn:schemas-microsoft-com:office:office" xmlns:oel="http://schemas.microsoft.com/office/2019/extlst" xmlns:r="http://schemas.openxmlformats.org/officeDocument/2006/relationships" xmlns:m="http://schemas.openxmlformats.org/officeDocument/2006/math" xmlns:v="urn:schemas-microsoft-com:vml" xmlns:wp14="http://schemas.microsoft.com/office/word/2010/wordprocessingDrawing" xmlns:wp="http://schemas.openxmlformats.org/drawingml/2006/wordprocessingDrawing" xmlns:w10="urn:schemas-microsoft-com:office:word" xmlns:w="http://schemas.openxmlformats.org/wordprocessingml/2006/main" xmlns:w14="http://schemas.microsoft.com/office/word/2010/wordml" xmlns:w15="http://schemas.microsoft.com/office/word/2012/wordml" xmlns:w16cex="http://schemas.microsoft.com/office/word/2018/wordml/cex" xmlns:w16cid="http://schemas.microsoft.com/office/word/2016/wordml/cid" xmlns:w16="http://schemas.microsoft.com/office/word/2018/wordml" xmlns:w16sdtdh="http://schemas.microsoft.com/office/word/2020/wordml/sdtdatahash" xmlns:w16se="http://schemas.microsoft.com/office/word/2015/wordml/symex" xmlns:wpg="http://schemas.microsoft.com/office/word/2010/wordprocessingGroup" xmlns:wpi="http://schemas.microsoft.com/office/word/2010/wordprocessingInk" xmlns:wne="http://schemas.microsoft.com/office/word/2006/wordml" xmlns:wps="http://schemas.microsoft.com/office/word/2010/wordprocessingShape" mc:Ignorable="w14 w15 w16se w16cid w16 w16cex w16sdtdh wp14">
   <w:sdt>
     <w:sdtPr>
       <w:rPr>
@@ -2901,7 +3042,7 @@
 </file>
 
 <file path=word/footer2.xml><?xml version="1.0" encoding="utf-8"?>
-<w:ftr xmlns:wpc="http://schemas.microsoft.com/office/word/2010/wordprocessingCanvas" xmlns:cx="http://schemas.microsoft.com/office/drawing/2014/chartex" xmlns:cx1="http://schemas.microsoft.com/office/drawing/2015/9/8/chartex" xmlns:cx2="http://schemas.microsoft.com/office/drawing/2015/10/21/chartex" xmlns:cx3="http://schemas.microsoft.com/office/drawing/2016/5/9/chartex" xmlns:cx4="http://schemas.microsoft.com/office/drawing/2016/5/10/chartex" xmlns:cx5="http://schemas.microsoft.com/office/drawing/2016/5/11/chartex" xmlns:cx6="http://schemas.microsoft.com/office/drawing/2016/5/12/chartex" xmlns:cx7="http://schemas.microsoft.com/office/drawing/2016/5/13/chartex" xmlns:cx8="http://schemas.microsoft.com/office/drawing/2016/5/14/chartex" xmlns:mc="http://schemas.openxmlformats.org/markup-compatibility/2006" xmlns:aink="http://schemas.microsoft.com/office/drawing/2016/ink" xmlns:am3d="http://schemas.microsoft.com/office/drawing/2017/model3d" xmlns:o="urn:schemas-microsoft-com:office:office" xmlns:oel="http://schemas.microsoft.com/office/2019/extlst" xmlns:r="http://schemas.openxmlformats.org/officeDocument/2006/relationships" xmlns:m="http://schemas.openxmlformats.org/officeDocument/2006/math" xmlns:v="urn:schemas-microsoft-com:vml" xmlns:wp14="http://schemas.microsoft.com/office/word/2010/wordprocessingDrawing" xmlns:wp="http://schemas.openxmlformats.org/drawingml/2006/wordprocessingDrawing" xmlns:w10="urn:schemas-microsoft-com:office:word" xmlns:w="http://schemas.openxmlformats.org/wordprocessingml/2006/main" xmlns:w14="http://schemas.microsoft.com/office/word/2010/wordml" xmlns:w15="http://schemas.microsoft.com/office/word/2012/wordml" xmlns:w16cex="http://schemas.microsoft.com/office/word/2018/wordml/cex" xmlns:w16cid="http://schemas.microsoft.com/office/word/2016/wordml/cid" xmlns:w16="http://schemas.microsoft.com/office/word/2018/wordml" xmlns:w16du="http://schemas.microsoft.com/office/word/2023/wordml/word16du" xmlns:w16sdtdh="http://schemas.microsoft.com/office/word/2020/wordml/sdtdatahash" xmlns:w16sdtfl="http://schemas.microsoft.com/office/word/2024/wordml/sdtformatlock" xmlns:w16se="http://schemas.microsoft.com/office/word/2015/wordml/symex" xmlns:wpg="http://schemas.microsoft.com/office/word/2010/wordprocessingGroup" xmlns:wpi="http://schemas.microsoft.com/office/word/2010/wordprocessingInk" xmlns:wne="http://schemas.microsoft.com/office/word/2006/wordml" xmlns:wps="http://schemas.microsoft.com/office/word/2010/wordprocessingShape" mc:Ignorable="w14 w15 w16se w16cid w16 w16cex w16sdtdh w16sdtfl w16du wp14">
+<w:ftr xmlns:wpc="http://schemas.microsoft.com/office/word/2010/wordprocessingCanvas" xmlns:cx="http://schemas.microsoft.com/office/drawing/2014/chartex" xmlns:cx1="http://schemas.microsoft.com/office/drawing/2015/9/8/chartex" xmlns:cx2="http://schemas.microsoft.com/office/drawing/2015/10/21/chartex" xmlns:cx3="http://schemas.microsoft.com/office/drawing/2016/5/9/chartex" xmlns:cx4="http://schemas.microsoft.com/office/drawing/2016/5/10/chartex" xmlns:cx5="http://schemas.microsoft.com/office/drawing/2016/5/11/chartex" xmlns:cx6="http://schemas.microsoft.com/office/drawing/2016/5/12/chartex" xmlns:cx7="http://schemas.microsoft.com/office/drawing/2016/5/13/chartex" xmlns:cx8="http://schemas.microsoft.com/office/drawing/2016/5/14/chartex" xmlns:mc="http://schemas.openxmlformats.org/markup-compatibility/2006" xmlns:aink="http://schemas.microsoft.com/office/drawing/2016/ink" xmlns:am3d="http://schemas.microsoft.com/office/drawing/2017/model3d" xmlns:o="urn:schemas-microsoft-com:office:office" xmlns:oel="http://schemas.microsoft.com/office/2019/extlst" xmlns:r="http://schemas.openxmlformats.org/officeDocument/2006/relationships" xmlns:m="http://schemas.openxmlformats.org/officeDocument/2006/math" xmlns:v="urn:schemas-microsoft-com:vml" xmlns:wp14="http://schemas.microsoft.com/office/word/2010/wordprocessingDrawing" xmlns:wp="http://schemas.openxmlformats.org/drawingml/2006/wordprocessingDrawing" xmlns:w10="urn:schemas-microsoft-com:office:word" xmlns:w="http://schemas.openxmlformats.org/wordprocessingml/2006/main" xmlns:w14="http://schemas.microsoft.com/office/word/2010/wordml" xmlns:w15="http://schemas.microsoft.com/office/word/2012/wordml" xmlns:w16cex="http://schemas.microsoft.com/office/word/2018/wordml/cex" xmlns:w16cid="http://schemas.microsoft.com/office/word/2016/wordml/cid" xmlns:w16="http://schemas.microsoft.com/office/word/2018/wordml" xmlns:w16sdtdh="http://schemas.microsoft.com/office/word/2020/wordml/sdtdatahash" xmlns:w16se="http://schemas.microsoft.com/office/word/2015/wordml/symex" xmlns:wpg="http://schemas.microsoft.com/office/word/2010/wordprocessingGroup" xmlns:wpi="http://schemas.microsoft.com/office/word/2010/wordprocessingInk" xmlns:wne="http://schemas.microsoft.com/office/word/2006/wordml" xmlns:wps="http://schemas.microsoft.com/office/word/2010/wordprocessingShape" mc:Ignorable="w14 w15 w16se w16cid w16 w16cex w16sdtdh wp14">
   <w:sdt>
     <w:sdtPr>
       <w:rPr>
@@ -2965,7 +3106,7 @@
 </file>
 
 <file path=word/footnotes.xml><?xml version="1.0" encoding="utf-8"?>
-<w:footnotes xmlns:wpc="http://schemas.microsoft.com/office/word/2010/wordprocessingCanvas" xmlns:cx="http://schemas.microsoft.com/office/drawing/2014/chartex" xmlns:cx1="http://schemas.microsoft.com/office/drawing/2015/9/8/chartex" xmlns:cx2="http://schemas.microsoft.com/office/drawing/2015/10/21/chartex" xmlns:cx3="http://schemas.microsoft.com/office/drawing/2016/5/9/chartex" xmlns:cx4="http://schemas.microsoft.com/office/drawing/2016/5/10/chartex" xmlns:cx5="http://schemas.microsoft.com/office/drawing/2016/5/11/chartex" xmlns:cx6="http://schemas.microsoft.com/office/drawing/2016/5/12/chartex" xmlns:cx7="http://schemas.microsoft.com/office/drawing/2016/5/13/chartex" xmlns:cx8="http://schemas.microsoft.com/office/drawing/2016/5/14/chartex" xmlns:mc="http://schemas.openxmlformats.org/markup-compatibility/2006" xmlns:aink="http://schemas.microsoft.com/office/drawing/2016/ink" xmlns:am3d="http://schemas.microsoft.com/office/drawing/2017/model3d" xmlns:o="urn:schemas-microsoft-com:office:office" xmlns:oel="http://schemas.microsoft.com/office/2019/extlst" xmlns:r="http://schemas.openxmlformats.org/officeDocument/2006/relationships" xmlns:m="http://schemas.openxmlformats.org/officeDocument/2006/math" xmlns:v="urn:schemas-microsoft-com:vml" xmlns:wp14="http://schemas.microsoft.com/office/word/2010/wordprocessingDrawing" xmlns:wp="http://schemas.openxmlformats.org/drawingml/2006/wordprocessingDrawing" xmlns:w10="urn:schemas-microsoft-com:office:word" xmlns:w="http://schemas.openxmlformats.org/wordprocessingml/2006/main" xmlns:w14="http://schemas.microsoft.com/office/word/2010/wordml" xmlns:w15="http://schemas.microsoft.com/office/word/2012/wordml" xmlns:w16cex="http://schemas.microsoft.com/office/word/2018/wordml/cex" xmlns:w16cid="http://schemas.microsoft.com/office/word/2016/wordml/cid" xmlns:w16="http://schemas.microsoft.com/office/word/2018/wordml" xmlns:w16du="http://schemas.microsoft.com/office/word/2023/wordml/word16du" xmlns:w16sdtdh="http://schemas.microsoft.com/office/word/2020/wordml/sdtdatahash" xmlns:w16sdtfl="http://schemas.microsoft.com/office/word/2024/wordml/sdtformatlock" xmlns:w16se="http://schemas.microsoft.com/office/word/2015/wordml/symex" xmlns:wpg="http://schemas.microsoft.com/office/word/2010/wordprocessingGroup" xmlns:wpi="http://schemas.microsoft.com/office/word/2010/wordprocessingInk" xmlns:wne="http://schemas.microsoft.com/office/word/2006/wordml" xmlns:wps="http://schemas.microsoft.com/office/word/2010/wordprocessingShape" mc:Ignorable="w14 w15 w16se w16cid w16 w16cex w16sdtdh w16sdtfl w16du wp14">
+<w:footnotes xmlns:wpc="http://schemas.microsoft.com/office/word/2010/wordprocessingCanvas" xmlns:cx="http://schemas.microsoft.com/office/drawing/2014/chartex" xmlns:cx1="http://schemas.microsoft.com/office/drawing/2015/9/8/chartex" xmlns:cx2="http://schemas.microsoft.com/office/drawing/2015/10/21/chartex" xmlns:cx3="http://schemas.microsoft.com/office/drawing/2016/5/9/chartex" xmlns:cx4="http://schemas.microsoft.com/office/drawing/2016/5/10/chartex" xmlns:cx5="http://schemas.microsoft.com/office/drawing/2016/5/11/chartex" xmlns:cx6="http://schemas.microsoft.com/office/drawing/2016/5/12/chartex" xmlns:cx7="http://schemas.microsoft.com/office/drawing/2016/5/13/chartex" xmlns:cx8="http://schemas.microsoft.com/office/drawing/2016/5/14/chartex" xmlns:mc="http://schemas.openxmlformats.org/markup-compatibility/2006" xmlns:aink="http://schemas.microsoft.com/office/drawing/2016/ink" xmlns:am3d="http://schemas.microsoft.com/office/drawing/2017/model3d" xmlns:o="urn:schemas-microsoft-com:office:office" xmlns:oel="http://schemas.microsoft.com/office/2019/extlst" xmlns:r="http://schemas.openxmlformats.org/officeDocument/2006/relationships" xmlns:m="http://schemas.openxmlformats.org/officeDocument/2006/math" xmlns:v="urn:schemas-microsoft-com:vml" xmlns:wp14="http://schemas.microsoft.com/office/word/2010/wordprocessingDrawing" xmlns:wp="http://schemas.openxmlformats.org/drawingml/2006/wordprocessingDrawing" xmlns:w10="urn:schemas-microsoft-com:office:word" xmlns:w="http://schemas.openxmlformats.org/wordprocessingml/2006/main" xmlns:w14="http://schemas.microsoft.com/office/word/2010/wordml" xmlns:w15="http://schemas.microsoft.com/office/word/2012/wordml" xmlns:w16cex="http://schemas.microsoft.com/office/word/2018/wordml/cex" xmlns:w16cid="http://schemas.microsoft.com/office/word/2016/wordml/cid" xmlns:w16="http://schemas.microsoft.com/office/word/2018/wordml" xmlns:w16sdtdh="http://schemas.microsoft.com/office/word/2020/wordml/sdtdatahash" xmlns:w16se="http://schemas.microsoft.com/office/word/2015/wordml/symex" xmlns:wpg="http://schemas.microsoft.com/office/word/2010/wordprocessingGroup" xmlns:wpi="http://schemas.microsoft.com/office/word/2010/wordprocessingInk" xmlns:wne="http://schemas.microsoft.com/office/word/2006/wordml" xmlns:wps="http://schemas.microsoft.com/office/word/2010/wordprocessingShape" mc:Ignorable="w14 w15 w16se w16cid w16 w16cex w16sdtdh wp14">
   <w:footnote w:type="separator" w:id="-1">
     <w:p>
       <w:r>
@@ -2984,7 +3125,7 @@
 </file>
 
 <file path=word/numbering.xml><?xml version="1.0" encoding="utf-8"?>
-<w:numbering xmlns:wpc="http://schemas.microsoft.com/office/word/2010/wordprocessingCanvas" xmlns:cx="http://schemas.microsoft.com/office/drawing/2014/chartex" xmlns:cx1="http://schemas.microsoft.com/office/drawing/2015/9/8/chartex" xmlns:cx2="http://schemas.microsoft.com/office/drawing/2015/10/21/chartex" xmlns:cx3="http://schemas.microsoft.com/office/drawing/2016/5/9/chartex" xmlns:cx4="http://schemas.microsoft.com/office/drawing/2016/5/10/chartex" xmlns:cx5="http://schemas.microsoft.com/office/drawing/2016/5/11/chartex" xmlns:cx6="http://schemas.microsoft.com/office/drawing/2016/5/12/chartex" xmlns:cx7="http://schemas.microsoft.com/office/drawing/2016/5/13/chartex" xmlns:cx8="http://schemas.microsoft.com/office/drawing/2016/5/14/chartex" xmlns:mc="http://schemas.openxmlformats.org/markup-compatibility/2006" xmlns:aink="http://schemas.microsoft.com/office/drawing/2016/ink" xmlns:am3d="http://schemas.microsoft.com/office/drawing/2017/model3d" xmlns:o="urn:schemas-microsoft-com:office:office" xmlns:oel="http://schemas.microsoft.com/office/2019/extlst" xmlns:r="http://schemas.openxmlformats.org/officeDocument/2006/relationships" xmlns:m="http://schemas.openxmlformats.org/officeDocument/2006/math" xmlns:v="urn:schemas-microsoft-com:vml" xmlns:wp14="http://schemas.microsoft.com/office/word/2010/wordprocessingDrawing" xmlns:wp="http://schemas.openxmlformats.org/drawingml/2006/wordprocessingDrawing" xmlns:w10="urn:schemas-microsoft-com:office:word" xmlns:w="http://schemas.openxmlformats.org/wordprocessingml/2006/main" xmlns:w14="http://schemas.microsoft.com/office/word/2010/wordml" xmlns:w15="http://schemas.microsoft.com/office/word/2012/wordml" xmlns:w16cex="http://schemas.microsoft.com/office/word/2018/wordml/cex" xmlns:w16cid="http://schemas.microsoft.com/office/word/2016/wordml/cid" xmlns:w16="http://schemas.microsoft.com/office/word/2018/wordml" xmlns:w16du="http://schemas.microsoft.com/office/word/2023/wordml/word16du" xmlns:w16sdtdh="http://schemas.microsoft.com/office/word/2020/wordml/sdtdatahash" xmlns:w16sdtfl="http://schemas.microsoft.com/office/word/2024/wordml/sdtformatlock" xmlns:w16se="http://schemas.microsoft.com/office/word/2015/wordml/symex" xmlns:wpg="http://schemas.microsoft.com/office/word/2010/wordprocessingGroup" xmlns:wpi="http://schemas.microsoft.com/office/word/2010/wordprocessingInk" xmlns:wne="http://schemas.microsoft.com/office/word/2006/wordml" xmlns:wps="http://schemas.microsoft.com/office/word/2010/wordprocessingShape" mc:Ignorable="w14 w15 w16se w16cid w16 w16cex w16sdtdh w16sdtfl w16du wp14">
+<w:numbering xmlns:wpc="http://schemas.microsoft.com/office/word/2010/wordprocessingCanvas" xmlns:cx="http://schemas.microsoft.com/office/drawing/2014/chartex" xmlns:cx1="http://schemas.microsoft.com/office/drawing/2015/9/8/chartex" xmlns:cx2="http://schemas.microsoft.com/office/drawing/2015/10/21/chartex" xmlns:cx3="http://schemas.microsoft.com/office/drawing/2016/5/9/chartex" xmlns:cx4="http://schemas.microsoft.com/office/drawing/2016/5/10/chartex" xmlns:cx5="http://schemas.microsoft.com/office/drawing/2016/5/11/chartex" xmlns:cx6="http://schemas.microsoft.com/office/drawing/2016/5/12/chartex" xmlns:cx7="http://schemas.microsoft.com/office/drawing/2016/5/13/chartex" xmlns:cx8="http://schemas.microsoft.com/office/drawing/2016/5/14/chartex" xmlns:mc="http://schemas.openxmlformats.org/markup-compatibility/2006" xmlns:aink="http://schemas.microsoft.com/office/drawing/2016/ink" xmlns:am3d="http://schemas.microsoft.com/office/drawing/2017/model3d" xmlns:o="urn:schemas-microsoft-com:office:office" xmlns:oel="http://schemas.microsoft.com/office/2019/extlst" xmlns:r="http://schemas.openxmlformats.org/officeDocument/2006/relationships" xmlns:m="http://schemas.openxmlformats.org/officeDocument/2006/math" xmlns:v="urn:schemas-microsoft-com:vml" xmlns:wp14="http://schemas.microsoft.com/office/word/2010/wordprocessingDrawing" xmlns:wp="http://schemas.openxmlformats.org/drawingml/2006/wordprocessingDrawing" xmlns:w10="urn:schemas-microsoft-com:office:word" xmlns:w="http://schemas.openxmlformats.org/wordprocessingml/2006/main" xmlns:w14="http://schemas.microsoft.com/office/word/2010/wordml" xmlns:w15="http://schemas.microsoft.com/office/word/2012/wordml" xmlns:w16cex="http://schemas.microsoft.com/office/word/2018/wordml/cex" xmlns:w16cid="http://schemas.microsoft.com/office/word/2016/wordml/cid" xmlns:w16="http://schemas.microsoft.com/office/word/2018/wordml" xmlns:w16sdtdh="http://schemas.microsoft.com/office/word/2020/wordml/sdtdatahash" xmlns:w16se="http://schemas.microsoft.com/office/word/2015/wordml/symex" xmlns:wpg="http://schemas.microsoft.com/office/word/2010/wordprocessingGroup" xmlns:wpi="http://schemas.microsoft.com/office/word/2010/wordprocessingInk" xmlns:wne="http://schemas.microsoft.com/office/word/2006/wordml" xmlns:wps="http://schemas.microsoft.com/office/word/2010/wordprocessingShape" mc:Ignorable="w14 w15 w16se w16cid w16 w16cex w16sdtdh wp14">
   <w:abstractNum w:abstractNumId="0" w15:restartNumberingAfterBreak="0">
     <w:nsid w:val="39F05CF9"/>
     <w:multiLevelType w:val="hybridMultilevel"/>
@@ -3287,7 +3428,7 @@
 </file>
 
 <file path=word/styles.xml><?xml version="1.0" encoding="utf-8"?>
-<w:styles xmlns:mc="http://schemas.openxmlformats.org/markup-compatibility/2006" xmlns:r="http://schemas.openxmlformats.org/officeDocument/2006/relationships" xmlns:w="http://schemas.openxmlformats.org/wordprocessingml/2006/main" xmlns:w14="http://schemas.microsoft.com/office/word/2010/wordml" xmlns:w15="http://schemas.microsoft.com/office/word/2012/wordml" xmlns:w16cex="http://schemas.microsoft.com/office/word/2018/wordml/cex" xmlns:w16cid="http://schemas.microsoft.com/office/word/2016/wordml/cid" xmlns:w16="http://schemas.microsoft.com/office/word/2018/wordml" xmlns:w16du="http://schemas.microsoft.com/office/word/2023/wordml/word16du" xmlns:w16sdtdh="http://schemas.microsoft.com/office/word/2020/wordml/sdtdatahash" xmlns:w16sdtfl="http://schemas.microsoft.com/office/word/2024/wordml/sdtformatlock" xmlns:w16se="http://schemas.microsoft.com/office/word/2015/wordml/symex" mc:Ignorable="w14 w15 w16se w16cid w16 w16cex w16sdtdh w16sdtfl w16du">
+<w:styles xmlns:mc="http://schemas.openxmlformats.org/markup-compatibility/2006" xmlns:r="http://schemas.openxmlformats.org/officeDocument/2006/relationships" xmlns:w="http://schemas.openxmlformats.org/wordprocessingml/2006/main" xmlns:w14="http://schemas.microsoft.com/office/word/2010/wordml" xmlns:w15="http://schemas.microsoft.com/office/word/2012/wordml" xmlns:w16cex="http://schemas.microsoft.com/office/word/2018/wordml/cex" xmlns:w16cid="http://schemas.microsoft.com/office/word/2016/wordml/cid" xmlns:w16="http://schemas.microsoft.com/office/word/2018/wordml" xmlns:w16sdtdh="http://schemas.microsoft.com/office/word/2020/wordml/sdtdatahash" xmlns:w16se="http://schemas.microsoft.com/office/word/2015/wordml/symex" mc:Ignorable="w14 w15 w16se w16cid w16 w16cex w16sdtdh">
   <w:docDefaults>
     <w:rPrDefault>
       <w:rPr>
